--- a/state-vignettes/montana_highway_report.docx
+++ b/state-vignettes/montana_highway_report.docx
@@ -10,12 +10,12 @@
         <w:rPr>
           <w:color w:val="FF5500"/>
         </w:rPr>
-        <w:t>Montana Ranks 22nd in the Nation in Highway Performance and Cost-Effectiveness</w:t>
+        <w:t>Montana Ranks 25th in the Nation in Highway Performance and Cost-Effectiveness</w:t>
       </w:r>
     </w:p>
     <w:p>
       <w:r>
-        <w:t>Montana’s highway system ranks 22nd in the nation in overall cost-effectiveness and condition.</w:t>
+        <w:t>Montana’s highway system ranks 25th in the nation in overall cost-effectiveness and condition.</w:t>
       </w:r>
     </w:p>
     <w:p>
@@ -25,42 +25,42 @@
     </w:p>
     <w:p>
       <w:r>
-        <w:t>In safety and condition categories, Montana’s highways rank 15th in urban Interstate pavement condition, 29th in rural Interstate pavement condition, 27th in urban arterial pavement condition, 26th in rural arterial pavement condition, 31st in structurally deficient bridges, 45th in urban fatality rate, and 43rd in rural fatality rate.</w:t>
+        <w:t>In safety and condition categories, Montana’s highways rank 14th in urban Interstate pavement condition, 17th in rural Interstate pavement condition, 31st in urban arterial pavement condition, 29th in rural arterial pavement condition, 32nd in structurally deficient bridges, 49th in urban fatality rate, and 35th in rural fatality rate.</w:t>
       </w:r>
     </w:p>
     <w:p>
       <w:r>
-        <w:t>Montana ranks 7th out of the 50 states in traffic congestion, and its drivers spend 12.62 hours a year stuck in traffic congestion.</w:t>
+        <w:t>Montana ranks 4th out of the 50 states in traffic congestion, and its drivers spend 11.47 hours a year stuck in traffic congestion.</w:t>
       </w:r>
     </w:p>
     <w:p>
       <w:r>
-        <w:t>In spending and cost-effectiveness, Montana ranks 16th in capital and bridge disbursements, which are the costs of building new roads and bridges and widening existing ones. Montana ranks 36th in maintenance spending, such as the costs of repaving roads and filling in potholes. Montana’s administrative disbursements, including office spending that doesn’t make its way to roads, rank 28th nationwide.</w:t>
+        <w:t>In spending and cost-effectiveness, Montana ranks 18th in capital and bridge disbursements, which are the costs of building new roads and bridges and widening existing ones. Montana ranks 38th in maintenance spending, such as the costs of repaving roads and filling in potholes. Montana’s administrative disbursements, including office spending that doesn’t make its way to roads, rank 35th nationwide.</w:t>
       </w:r>
     </w:p>
     <w:p>
       <w:r>
-        <w:t>Compared to last year, Montana has the following notable changes in rankings: Other Fatality Rate worsened by 8 points, from 24 to 32; Rural Interstate Pavement Condition worsened by 16.0 points, from 13 to 29; Urbanized Area Congestion improved by 11 points, from 18 to 7; Urban Interstate Pavement Condition worsened by 13 points, from 2 to 15; Administrative Disbursements worsened by 9 points, from 19 to 28; Other Disbursements worsened by 5 points, from 25 to 30; Overall worsened by 6 points, from 16 to 22.</w:t>
+        <w:t>Compared to last year, Montana has the following notable changes in rankings: Administrative Disbursements worsened by 7 points, from 28 to 35; Rural Interstate Pavement Condition improved by 12.0 points, from 29 to 17; Rural Fatality Rate improved by 8 points, from 43 to 35; Other Fatality Rate worsened by 8 points, from 32 to 40.</w:t>
       </w:r>
     </w:p>
     <w:p>
       <w:r>
-        <w:t>Compared to neighboring and nearby states, Montana’s overall highway performance is better than Washington (48th), Idaho (26th), and South Dakota (28th); worse than Wyoming (20th) and North Dakota (6th).</w:t>
+        <w:t>Compared to neighboring and nearby states, Montana’s overall highway performance is better than Washington (49th) and South Dakota (27th); worse than Wyoming (14th), Idaho (20th), and North Dakota (1st).</w:t>
       </w:r>
     </w:p>
     <w:p>
       <w:r>
-        <w:t>Comparing its overall performance to similarly populated states, Montana ranks worse than Maine (16th); better than West Virginia (30th).</w:t>
+        <w:t>Comparing its overall performance to similarly populated states, Montana ranks worse than Maine (18th); better than West Virginia (32nd).</w:t>
       </w:r>
     </w:p>
     <w:p>
       <w:r>
-        <w:t>Montana’s highway system ranks 22nd out of 50 states overall this year, compared to 16th last year.</w:t>
+        <w:t>Montana’s highway system ranks 25th out of 50 states overall this year, compared to 22nd last year.</w:t>
       </w:r>
     </w:p>
     <w:p>
       <w:r>
-        <w:t>“In terms of improving in the road condition and performance categories, Montana should focus on reducing Urban Fatality Rate and Rural Fatality Rate. Montana’s rank of 45th in Urban Fatality Rate makes it one of the worst in the nation for this safety metric,” said Baruch Feigenbaum, lead author of the 29th Annual Highway Report and senior managing director of transportation policy at Reason Foundation.</w:t>
+        <w:t>“In terms of improving in the road condition and performance categories, Montana should focus on reducing Urban Fatality Rate and Other Fatality Rate. Montana’s rank of 49th in Urban Fatality Rate makes it one of the worst in the nation for this safety metric,” said Baruch Feigenbaum, lead author of the 30th Annual Highway Report and senior managing director of transportation policy at Reason Foundation.</w:t>
       </w:r>
     </w:p>
     <w:p>
@@ -70,7 +70,7 @@
           <w:color w:val="FF5500"/>
           <w:sz w:val="28"/>
         </w:rPr>
-        <w:t>MONTANA’S RANKINGS IN THE 29TH ANNUAL HIGHWAY REPORT</w:t>
+        <w:t>MONTANA’S RANKINGS IN THE 30TH ANNUAL HIGHWAY REPORT</w:t>
       </w:r>
     </w:p>
     <w:tbl>
@@ -148,7 +148,7 @@
               <w:rPr>
                 <w:sz w:val="20"/>
               </w:rPr>
-              <w:t>22</w:t>
+              <w:t>25</w:t>
             </w:r>
           </w:p>
         </w:tc>
@@ -179,7 +179,7 @@
               <w:rPr>
                 <w:sz w:val="20"/>
               </w:rPr>
-              <w:t>16</w:t>
+              <w:t>18</w:t>
             </w:r>
           </w:p>
         </w:tc>
@@ -212,7 +212,7 @@
               <w:rPr>
                 <w:sz w:val="20"/>
               </w:rPr>
-              <w:t>36</w:t>
+              <w:t>38</w:t>
             </w:r>
           </w:p>
         </w:tc>
@@ -243,7 +243,7 @@
               <w:rPr>
                 <w:sz w:val="20"/>
               </w:rPr>
-              <w:t>28</w:t>
+              <w:t>35</w:t>
             </w:r>
           </w:p>
         </w:tc>
@@ -276,7 +276,7 @@
               <w:rPr>
                 <w:sz w:val="20"/>
               </w:rPr>
-              <w:t>30</w:t>
+              <w:t>28</w:t>
             </w:r>
           </w:p>
         </w:tc>
@@ -307,7 +307,7 @@
               <w:rPr>
                 <w:sz w:val="20"/>
               </w:rPr>
-              <w:t>29</w:t>
+              <w:t>17</w:t>
             </w:r>
           </w:p>
         </w:tc>
@@ -340,7 +340,7 @@
               <w:rPr>
                 <w:sz w:val="20"/>
               </w:rPr>
-              <w:t>26</w:t>
+              <w:t>29</w:t>
             </w:r>
           </w:p>
         </w:tc>
@@ -371,7 +371,7 @@
               <w:rPr>
                 <w:sz w:val="20"/>
               </w:rPr>
-              <w:t>15</w:t>
+              <w:t>14</w:t>
             </w:r>
           </w:p>
         </w:tc>
@@ -404,7 +404,7 @@
               <w:rPr>
                 <w:sz w:val="20"/>
               </w:rPr>
-              <w:t>27</w:t>
+              <w:t>31</w:t>
             </w:r>
           </w:p>
         </w:tc>
@@ -435,7 +435,7 @@
               <w:rPr>
                 <w:sz w:val="20"/>
               </w:rPr>
-              <w:t>7</w:t>
+              <w:t>4</w:t>
             </w:r>
           </w:p>
         </w:tc>
@@ -468,7 +468,7 @@
               <w:rPr>
                 <w:sz w:val="20"/>
               </w:rPr>
-              <w:t>31</w:t>
+              <w:t>32</w:t>
             </w:r>
           </w:p>
         </w:tc>
@@ -499,7 +499,7 @@
               <w:rPr>
                 <w:sz w:val="20"/>
               </w:rPr>
-              <w:t>43</w:t>
+              <w:t>35</w:t>
             </w:r>
           </w:p>
         </w:tc>
@@ -532,7 +532,7 @@
               <w:rPr>
                 <w:sz w:val="20"/>
               </w:rPr>
-              <w:t>45</w:t>
+              <w:t>49</w:t>
             </w:r>
           </w:p>
         </w:tc>
@@ -563,7 +563,7 @@
               <w:rPr>
                 <w:sz w:val="20"/>
               </w:rPr>
-              <w:t>32</w:t>
+              <w:t>40</w:t>
             </w:r>
           </w:p>
         </w:tc>
@@ -572,12 +572,12 @@
     <w:p>
       <w:r>
         <w:br/>
-        <w:t>Reason Foundation’s 29th Annual Highway Report measures the condition and cost- effectiveness of state-controlled highways in 13 categories, including pavement and bridge conditions, traffic fatalities, and spending. In the performance categories, ranking first implies the state has the best or lowest fatality rate and its road pavement is in the best condition. A ranking of 50th in performance categories means the state has the worst fatality rates or pavement conditions. In simplified terms, in the cost-effectiveness categories, a rank of 50 means the state spends more money, and a first-place ranking means the state spends less money than other states in that category.</w:t>
+        <w:t>Reason Foundation’s 30th Annual Highway Report measures the condition and cost-effectiveness of state-controlled highways in 13 categories, including pavement and bridge conditions, traffic fatalities, and spending. In the performance categories, ranking first implies the state has the best or lowest fatality rate and its road pavement is in the best condition. A ranking of 50th in performance categories means the state has the worst fatality rates or pavement conditions. In simplified terms, in the cost-effectiveness categories, a rank of 50 means the state spends more money, and a first-place ranking means the state spends less money than other states in that category.</w:t>
       </w:r>
     </w:p>
     <w:p>
       <w:r>
-        <w:t>The report’s data are primarily information each state directly reported to the Federal Highway Administration for 2023. Better Roads and Bridges provides the deficient bridge data, and INRIX.com provides the traffic congestion data.</w:t>
+        <w:t>The report’s data are primarily information each state directly reported to the Federal Highway Administration for 2024. Better Roads and Bridges provides the deficient bridge data, and INRIX.com provides the traffic congestion data.</w:t>
       </w:r>
     </w:p>
     <w:sectPr>
